--- a/fra/docx/29.content.docx
+++ b/fra/docx/29.content.docx
@@ -19,7 +19,7 @@
         <w:rPr>
           <w:lang w:val="fr_FR" w:bidi="fr_FR"/>
         </w:rPr>
-        <w:t>Resource: Notes d'étude - Introductions aux livres (Tyndale)</w:t>
+        <w:t>Resource: Tyndale Open Study Notes</w:t>
       </w:r>
       <w:r>
         <w:rPr>
@@ -112,7 +112,7 @@
         <w:rPr>
           <w:lang w:val="fr_FR" w:bidi="fr_FR"/>
         </w:rPr>
-        <w:t>Notes d'étude - Introductions aux livres (Tyndale)</w:t>
+        <w:t>Tyndale Open Study Notes</w:t>
       </w:r>
     </w:p>
     <w:p>

--- a/fra/docx/29.content.docx
+++ b/fra/docx/29.content.docx
@@ -19,7 +19,7 @@
         <w:rPr>
           <w:lang w:val="fr_FR" w:bidi="fr_FR"/>
         </w:rPr>
-        <w:t>Resource: Tyndale Open Study Notes</w:t>
+        <w:t>Resource: Aquifer Open Study Notes (Book Intros)</w:t>
       </w:r>
       <w:r>
         <w:rPr>
@@ -112,7 +112,7 @@
         <w:rPr>
           <w:lang w:val="fr_FR" w:bidi="fr_FR"/>
         </w:rPr>
-        <w:t>Tyndale Open Study Notes</w:t>
+        <w:t>Aquifer Open Study Notes (Book Intros)</w:t>
       </w:r>
     </w:p>
     <w:p>

--- a/fra/docx/29.content.docx
+++ b/fra/docx/29.content.docx
@@ -297,36 +297,24 @@
         </w:rPr>
         <w:t>Le livre de Joël se divise en deux grandes parties. La première (</w:t>
       </w:r>
-      <w:hyperlink r:id="rId13">
-        <w:r>
-          <w:rPr>
-            <w:lang w:val="fr_FR" w:bidi="fr_FR"/>
-          </w:rPr>
-          <w:rPr>
-            <w:color w:val="0000EE"/>
-            <w:u w:val="single"/>
-          </w:rPr>
-          <w:t>1.1–2.17</w:t>
-        </w:r>
-      </w:hyperlink>
+      <w:r>
+        <w:rPr>
+          <w:lang w:val="fr_FR" w:bidi="fr_FR"/>
+        </w:rPr>
+        <w:t>1.1–2.17</w:t>
+      </w:r>
       <w:r>
         <w:rPr>
           <w:lang w:val="fr_FR" w:bidi="fr_FR"/>
         </w:rPr>
         <w:t>), décrit l’invasion dévastatrice de sauterelles qui a frappé Juda et Jérusalem. La plaie était si forte qu'elle a tout ravagé, détruisant les céréales, les vignes et les arbres. Les effets de la plaie ont été aggravés par une sécheresse qui a brûlé et desséché la terre. En conséquence, humains et bêtes gémissaient de faim, et plus rien ne restait pour les offrandes du culte au temple. Joël a alors appelé le peuple à revenir à l’Éternel et à implorer sa grâce (</w:t>
       </w:r>
-      <w:hyperlink r:id="rId14">
-        <w:r>
-          <w:rPr>
-            <w:lang w:val="fr_FR" w:bidi="fr_FR"/>
-          </w:rPr>
-          <w:rPr>
-            <w:color w:val="0000EE"/>
-            <w:u w:val="single"/>
-          </w:rPr>
-          <w:t>2.12–17</w:t>
-        </w:r>
-      </w:hyperlink>
+      <w:r>
+        <w:rPr>
+          <w:lang w:val="fr_FR" w:bidi="fr_FR"/>
+        </w:rPr>
+        <w:t>2.12–17</w:t>
+      </w:r>
       <w:r>
         <w:rPr>
           <w:lang w:val="fr_FR" w:bidi="fr_FR"/>
@@ -347,54 +335,36 @@
         </w:rPr>
         <w:t>La seconde partie (</w:t>
       </w:r>
-      <w:hyperlink r:id="rId15">
-        <w:r>
-          <w:rPr>
-            <w:lang w:val="fr_FR" w:bidi="fr_FR"/>
-          </w:rPr>
-          <w:rPr>
-            <w:color w:val="0000EE"/>
-            <w:u w:val="single"/>
-          </w:rPr>
-          <w:t>2.18–3.21</w:t>
-        </w:r>
-      </w:hyperlink>
+      <w:r>
+        <w:rPr>
+          <w:lang w:val="fr_FR" w:bidi="fr_FR"/>
+        </w:rPr>
+        <w:t>2.18–3.21</w:t>
+      </w:r>
       <w:r>
         <w:rPr>
           <w:lang w:val="fr_FR" w:bidi="fr_FR"/>
         </w:rPr>
         <w:t xml:space="preserve">), présente la réponse de l’Éternel : il compatit à la détresse de son peuple et annonce la restauration de la terre après l'invasion des sauterelles. Dans </w:t>
       </w:r>
-      <w:hyperlink r:id="rId16">
-        <w:r>
-          <w:rPr>
-            <w:lang w:val="fr_FR" w:bidi="fr_FR"/>
-          </w:rPr>
-          <w:rPr>
-            <w:color w:val="0000EE"/>
-            <w:u w:val="single"/>
-          </w:rPr>
-          <w:t>2.18–27</w:t>
-        </w:r>
-      </w:hyperlink>
+      <w:r>
+        <w:rPr>
+          <w:lang w:val="fr_FR" w:bidi="fr_FR"/>
+        </w:rPr>
+        <w:t>2.18–27</w:t>
+      </w:r>
       <w:r>
         <w:rPr>
           <w:lang w:val="fr_FR" w:bidi="fr_FR"/>
         </w:rPr>
         <w:t>, Joël décrit comment Dieu va restaurer leur vie matérielle dans un avenir immédiat, en prenant soin de leurs champs, leurs vergers, leurs vignobles et leurs troupeaux. Puis, dans un avenir plus lointain, Dieu promettait de restaurer aussi la vie spirituelle (</w:t>
       </w:r>
-      <w:hyperlink r:id="rId17">
-        <w:r>
-          <w:rPr>
-            <w:lang w:val="fr_FR" w:bidi="fr_FR"/>
-          </w:rPr>
-          <w:rPr>
-            <w:color w:val="0000EE"/>
-            <w:u w:val="single"/>
-          </w:rPr>
-          <w:t>2.28–3.21</w:t>
-        </w:r>
-      </w:hyperlink>
+      <w:r>
+        <w:rPr>
+          <w:lang w:val="fr_FR" w:bidi="fr_FR"/>
+        </w:rPr>
+        <w:t>2.28–3.21</w:t>
+      </w:r>
       <w:r>
         <w:rPr>
           <w:lang w:val="fr_FR" w:bidi="fr_FR"/>
@@ -426,36 +396,24 @@
         </w:rPr>
         <w:t xml:space="preserve">Nous ne savons pas précisément à quelle époque Joël a exercé son ministère prophétique. Le livre ne mentionne aucun roi sous lequel il aurait prophétisé (voir par ex., </w:t>
       </w:r>
-      <w:hyperlink r:id="rId18">
-        <w:r>
-          <w:rPr>
-            <w:lang w:val="fr_FR" w:bidi="fr_FR"/>
-          </w:rPr>
-          <w:rPr>
-            <w:color w:val="0000EE"/>
-            <w:u w:val="single"/>
-          </w:rPr>
-          <w:t>Am 1.1</w:t>
-        </w:r>
-      </w:hyperlink>
+      <w:r>
+        <w:rPr>
+          <w:lang w:val="fr_FR" w:bidi="fr_FR"/>
+        </w:rPr>
+        <w:t>Am 1.1</w:t>
+      </w:r>
       <w:r>
         <w:rPr>
           <w:lang w:val="fr_FR" w:bidi="fr_FR"/>
         </w:rPr>
         <w:t xml:space="preserve"> ; </w:t>
       </w:r>
-      <w:hyperlink r:id="rId19">
-        <w:r>
-          <w:rPr>
-            <w:lang w:val="fr_FR" w:bidi="fr_FR"/>
-          </w:rPr>
-          <w:rPr>
-            <w:color w:val="0000EE"/>
-            <w:u w:val="single"/>
-          </w:rPr>
-          <w:t>Mi 1.1</w:t>
-        </w:r>
-      </w:hyperlink>
+      <w:r>
+        <w:rPr>
+          <w:lang w:val="fr_FR" w:bidi="fr_FR"/>
+        </w:rPr>
+        <w:t>Mi 1.1</w:t>
+      </w:r>
       <w:r>
         <w:rPr>
           <w:lang w:val="fr_FR" w:bidi="fr_FR"/>
@@ -476,36 +434,24 @@
         </w:rPr>
         <w:t xml:space="preserve">Dans la tradition hébraïque et dans les traductions anglaises, le livre de Joël se situe entre ceux d’Osée et d’Amos, qui ont vécu au VIIIe siècle av. J.-C. Cela a conduit certains à penser que Joël appartenait à une époque encore plus ancienne, peut-être même antérieure à ces deux prophètes. Comme le texte ne fait pas référence à un roi en particulier et qu’il présente les sacrificateurs sous un jour favorable, certains estiment que Joël a prophétisé durant l'enfance du roi Joas (835–796 av. J.-C.), à un moment où le royaume était administré par Jehojada, le sacrificateur (voir </w:t>
       </w:r>
-      <w:hyperlink r:id="rId20">
-        <w:r>
-          <w:rPr>
-            <w:lang w:val="fr_FR" w:bidi="fr_FR"/>
-          </w:rPr>
-          <w:rPr>
-            <w:color w:val="0000EE"/>
-            <w:u w:val="single"/>
-          </w:rPr>
-          <w:t>Jl 2.17</w:t>
-        </w:r>
-      </w:hyperlink>
+      <w:r>
+        <w:rPr>
+          <w:lang w:val="fr_FR" w:bidi="fr_FR"/>
+        </w:rPr>
+        <w:t>Jl 2.17</w:t>
+      </w:r>
       <w:r>
         <w:rPr>
           <w:lang w:val="fr_FR" w:bidi="fr_FR"/>
         </w:rPr>
         <w:t xml:space="preserve"> ; voir aussi </w:t>
       </w:r>
-      <w:hyperlink r:id="rId21">
-        <w:r>
-          <w:rPr>
-            <w:lang w:val="fr_FR" w:bidi="fr_FR"/>
-          </w:rPr>
-          <w:rPr>
-            <w:color w:val="0000EE"/>
-            <w:u w:val="single"/>
-          </w:rPr>
-          <w:t>2R 12.1–21</w:t>
-        </w:r>
-      </w:hyperlink>
+      <w:r>
+        <w:rPr>
+          <w:lang w:val="fr_FR" w:bidi="fr_FR"/>
+        </w:rPr>
+        <w:t>2R 12.1–21</w:t>
+      </w:r>
       <w:r>
         <w:rPr>
           <w:lang w:val="fr_FR" w:bidi="fr_FR"/>
@@ -579,18 +525,12 @@
         </w:rPr>
         <w:t>Tout au long du livre de Joël, la souveraineté de l’Éternel sur toute la création se manifeste avec clarté. Il règne aussi bien sur le monde naturel que sur les sociétés humaines. La plaie de sauterelles ne représentait pas un simple phénomène naturel : cette armée d’insectes avait été envoyée sur ordre de Dieu (</w:t>
       </w:r>
-      <w:hyperlink r:id="rId22">
-        <w:r>
-          <w:rPr>
-            <w:lang w:val="fr_FR" w:bidi="fr_FR"/>
-          </w:rPr>
-          <w:rPr>
-            <w:color w:val="0000EE"/>
-            <w:u w:val="single"/>
-          </w:rPr>
-          <w:t>2.11</w:t>
-        </w:r>
-      </w:hyperlink>
+      <w:r>
+        <w:rPr>
+          <w:lang w:val="fr_FR" w:bidi="fr_FR"/>
+        </w:rPr>
+        <w:t>2.11</w:t>
+      </w:r>
       <w:r>
         <w:rPr>
           <w:lang w:val="fr_FR" w:bidi="fr_FR"/>
@@ -611,18 +551,12 @@
         </w:rPr>
         <w:t>Parce que le péché humain a profondément altéré l’ordre naturel, Joël a appelé les habitants de Juda et de Jérusalem à se repentir. Il pouvait leur proposer cette voie parce qu’il savait que l’Éternel est miséricordieux et compatissant. Sa nature l’incline davantage à pardonner qu’à condamner, à restaurer plutôt qu’à anéantir. En s’appuyant sur un texte ancien (</w:t>
       </w:r>
-      <w:hyperlink r:id="rId23">
-        <w:r>
-          <w:rPr>
-            <w:lang w:val="fr_FR" w:bidi="fr_FR"/>
-          </w:rPr>
-          <w:rPr>
-            <w:color w:val="0000EE"/>
-            <w:u w:val="single"/>
-          </w:rPr>
-          <w:t>Ex 34.6–7</w:t>
-        </w:r>
-      </w:hyperlink>
+      <w:r>
+        <w:rPr>
+          <w:lang w:val="fr_FR" w:bidi="fr_FR"/>
+        </w:rPr>
+        <w:t>Ex 34.6–7</w:t>
+      </w:r>
       <w:r>
         <w:rPr>
           <w:lang w:val="fr_FR" w:bidi="fr_FR"/>
@@ -641,18 +575,12 @@
         </w:rPr>
         <w:t xml:space="preserve"> » (</w:t>
       </w:r>
-      <w:hyperlink r:id="rId24">
-        <w:r>
-          <w:rPr>
-            <w:lang w:val="fr_FR" w:bidi="fr_FR"/>
-          </w:rPr>
-          <w:rPr>
-            <w:color w:val="0000EE"/>
-            <w:u w:val="single"/>
-          </w:rPr>
-          <w:t>Jl 2.13</w:t>
-        </w:r>
-      </w:hyperlink>
+      <w:r>
+        <w:rPr>
+          <w:lang w:val="fr_FR" w:bidi="fr_FR"/>
+        </w:rPr>
+        <w:t>Jl 2.13</w:t>
+      </w:r>
       <w:r>
         <w:rPr>
           <w:lang w:val="fr_FR" w:bidi="fr_FR"/>
@@ -673,72 +601,48 @@
         </w:rPr>
         <w:t xml:space="preserve">Pour Joël, la manière juste d’exprimer ce retour vers Dieu passait par le culte officiel rendu au temple, sous la conduite des sacrificateurs. Cela peut surprendre, puisque d’autres prophètes ont dénoncé ce culte à cause de la corruption qui régnait parmi les responsables (voir </w:t>
       </w:r>
-      <w:hyperlink r:id="rId25">
-        <w:r>
-          <w:rPr>
-            <w:lang w:val="fr_FR" w:bidi="fr_FR"/>
-          </w:rPr>
-          <w:rPr>
-            <w:color w:val="0000EE"/>
-            <w:u w:val="single"/>
-          </w:rPr>
-          <w:t>Es 1.10–18</w:t>
-        </w:r>
-      </w:hyperlink>
+      <w:r>
+        <w:rPr>
+          <w:lang w:val="fr_FR" w:bidi="fr_FR"/>
+        </w:rPr>
+        <w:t>Es 1.10–18</w:t>
+      </w:r>
       <w:r>
         <w:rPr>
           <w:lang w:val="fr_FR" w:bidi="fr_FR"/>
         </w:rPr>
         <w:t xml:space="preserve"> ; </w:t>
       </w:r>
-      <w:hyperlink r:id="rId26">
-        <w:r>
-          <w:rPr>
-            <w:lang w:val="fr_FR" w:bidi="fr_FR"/>
-          </w:rPr>
-          <w:rPr>
-            <w:color w:val="0000EE"/>
-            <w:u w:val="single"/>
-          </w:rPr>
-          <w:t>Am 5.21–24</w:t>
-        </w:r>
-      </w:hyperlink>
+      <w:r>
+        <w:rPr>
+          <w:lang w:val="fr_FR" w:bidi="fr_FR"/>
+        </w:rPr>
+        <w:t>Am 5.21–24</w:t>
+      </w:r>
       <w:r>
         <w:rPr>
           <w:lang w:val="fr_FR" w:bidi="fr_FR"/>
         </w:rPr>
         <w:t>). Pourtant, Joël reconnaissait la valeur de ce culte lorsqu’il naissait d’un cœur sincèrement tourné vers Dieu, une attitude typique des prophètes de l’époque post-exilique (voir Aggée, Zacharie, Malachie). À travers le culte, les réalités invisibles et éternelles prennent une forme concrète, incarnée dans des objets et des actions. Mais Joël rappelle que la foi ne se limite pas à des rites extérieurs : le véritable culte repose sur une transformation intérieure (</w:t>
       </w:r>
-      <w:hyperlink r:id="rId24">
-        <w:r>
-          <w:rPr>
-            <w:lang w:val="fr_FR" w:bidi="fr_FR"/>
-          </w:rPr>
-          <w:rPr>
-            <w:color w:val="0000EE"/>
-            <w:u w:val="single"/>
-          </w:rPr>
-          <w:t>Jl 2.13</w:t>
-        </w:r>
-      </w:hyperlink>
+      <w:r>
+        <w:rPr>
+          <w:lang w:val="fr_FR" w:bidi="fr_FR"/>
+        </w:rPr>
+        <w:t>Jl 2.13</w:t>
+      </w:r>
       <w:r>
         <w:rPr>
           <w:lang w:val="fr_FR" w:bidi="fr_FR"/>
         </w:rPr>
         <w:t xml:space="preserve">). La solution au culte corrompu n'est pas d'abandonner le culte, mais de s’approcher de Dieu en esprit et en vérité (voir </w:t>
       </w:r>
-      <w:hyperlink r:id="rId27">
-        <w:r>
-          <w:rPr>
-            <w:lang w:val="fr_FR" w:bidi="fr_FR"/>
-          </w:rPr>
-          <w:rPr>
-            <w:color w:val="0000EE"/>
-            <w:u w:val="single"/>
-          </w:rPr>
-          <w:t>Jn 4.23–24</w:t>
-        </w:r>
-      </w:hyperlink>
+      <w:r>
+        <w:rPr>
+          <w:lang w:val="fr_FR" w:bidi="fr_FR"/>
+        </w:rPr>
+        <w:t>Jn 4.23–24</w:t>
+      </w:r>
       <w:r>
         <w:rPr>
           <w:lang w:val="fr_FR" w:bidi="fr_FR"/>
@@ -759,126 +663,84 @@
         </w:rPr>
         <w:t>À un peuple frappé par la catastrophe, Joël a transmis un message fort : leur avenir se trouvait entièrement entre les mains de leur Dieu. Il leur a annoncé que le jour de l’Éternel va venir, moment de jugement sur les injustes et d'établissement de la paix et de la justice (</w:t>
       </w:r>
-      <w:hyperlink r:id="rId28">
-        <w:r>
-          <w:rPr>
-            <w:lang w:val="fr_FR" w:bidi="fr_FR"/>
-          </w:rPr>
-          <w:rPr>
-            <w:color w:val="0000EE"/>
-            <w:u w:val="single"/>
-          </w:rPr>
-          <w:t>Jl 1.15</w:t>
-        </w:r>
-      </w:hyperlink>
+      <w:r>
+        <w:rPr>
+          <w:lang w:val="fr_FR" w:bidi="fr_FR"/>
+        </w:rPr>
+        <w:t>Jl 1.15</w:t>
+      </w:r>
       <w:r>
         <w:rPr>
           <w:lang w:val="fr_FR" w:bidi="fr_FR"/>
         </w:rPr>
         <w:t xml:space="preserve"> ; </w:t>
       </w:r>
-      <w:hyperlink r:id="rId29">
-        <w:r>
-          <w:rPr>
-            <w:lang w:val="fr_FR" w:bidi="fr_FR"/>
-          </w:rPr>
-          <w:rPr>
-            <w:color w:val="0000EE"/>
-            <w:u w:val="single"/>
-          </w:rPr>
-          <w:t>2.1</w:t>
-        </w:r>
-      </w:hyperlink>
+      <w:r>
+        <w:rPr>
+          <w:lang w:val="fr_FR" w:bidi="fr_FR"/>
+        </w:rPr>
+        <w:t>2.1</w:t>
+      </w:r>
       <w:r>
         <w:rPr>
           <w:lang w:val="fr_FR" w:bidi="fr_FR"/>
         </w:rPr>
         <w:t>). Ce jour-là, l’Éternel va répandre son Esprit sur des hommes et des femmes, jeunes et vieux, sans distinction de statut, rendant possible une vie fidèle à sa loi. Les injustices qui défigurent ce monde déchu ne disparaîtront que lorsque l’Éternel reviendra pleinement et définitivement dans sa création (</w:t>
       </w:r>
-      <w:hyperlink r:id="rId17">
-        <w:r>
-          <w:rPr>
-            <w:lang w:val="fr_FR" w:bidi="fr_FR"/>
-          </w:rPr>
-          <w:rPr>
-            <w:color w:val="0000EE"/>
-            <w:u w:val="single"/>
-          </w:rPr>
-          <w:t>Jl 2.28–3.21</w:t>
-        </w:r>
-      </w:hyperlink>
+      <w:r>
+        <w:rPr>
+          <w:lang w:val="fr_FR" w:bidi="fr_FR"/>
+        </w:rPr>
+        <w:t>Jl 2.28–3.21</w:t>
+      </w:r>
       <w:r>
         <w:rPr>
           <w:lang w:val="fr_FR" w:bidi="fr_FR"/>
         </w:rPr>
         <w:t xml:space="preserve"> ; voir </w:t>
       </w:r>
-      <w:hyperlink r:id="rId30">
-        <w:r>
-          <w:rPr>
-            <w:lang w:val="fr_FR" w:bidi="fr_FR"/>
-          </w:rPr>
-          <w:rPr>
-            <w:color w:val="0000EE"/>
-            <w:u w:val="single"/>
-          </w:rPr>
-          <w:t>Mt 16.27</w:t>
-        </w:r>
-      </w:hyperlink>
+      <w:r>
+        <w:rPr>
+          <w:lang w:val="fr_FR" w:bidi="fr_FR"/>
+        </w:rPr>
+        <w:t>Mt 16.27</w:t>
+      </w:r>
       <w:r>
         <w:rPr>
           <w:lang w:val="fr_FR" w:bidi="fr_FR"/>
         </w:rPr>
         <w:t xml:space="preserve"> ; </w:t>
       </w:r>
-      <w:hyperlink r:id="rId31">
-        <w:r>
-          <w:rPr>
-            <w:lang w:val="fr_FR" w:bidi="fr_FR"/>
-          </w:rPr>
-          <w:rPr>
-            <w:color w:val="0000EE"/>
-            <w:u w:val="single"/>
-          </w:rPr>
-          <w:t>Ac 2.16–40</w:t>
-        </w:r>
-      </w:hyperlink>
+      <w:r>
+        <w:rPr>
+          <w:lang w:val="fr_FR" w:bidi="fr_FR"/>
+        </w:rPr>
+        <w:t>Ac 2.16–40</w:t>
+      </w:r>
       <w:r>
         <w:rPr>
           <w:lang w:val="fr_FR" w:bidi="fr_FR"/>
         </w:rPr>
         <w:t xml:space="preserve"> ; </w:t>
       </w:r>
-      <w:hyperlink r:id="rId32">
-        <w:r>
-          <w:rPr>
-            <w:lang w:val="fr_FR" w:bidi="fr_FR"/>
-          </w:rPr>
-          <w:rPr>
-            <w:color w:val="0000EE"/>
-            <w:u w:val="single"/>
-          </w:rPr>
-          <w:t>Col 2.13–22</w:t>
-        </w:r>
-      </w:hyperlink>
+      <w:r>
+        <w:rPr>
+          <w:lang w:val="fr_FR" w:bidi="fr_FR"/>
+        </w:rPr>
+        <w:t>Col 2.13–22</w:t>
+      </w:r>
       <w:r>
         <w:rPr>
           <w:lang w:val="fr_FR" w:bidi="fr_FR"/>
         </w:rPr>
         <w:t xml:space="preserve"> ; </w:t>
       </w:r>
-      <w:hyperlink r:id="rId33">
-        <w:r>
-          <w:rPr>
-            <w:lang w:val="fr_FR" w:bidi="fr_FR"/>
-          </w:rPr>
-          <w:rPr>
-            <w:color w:val="0000EE"/>
-            <w:u w:val="single"/>
-          </w:rPr>
-          <w:t>Ap 21–22</w:t>
-        </w:r>
-      </w:hyperlink>
+      <w:r>
+        <w:rPr>
+          <w:lang w:val="fr_FR" w:bidi="fr_FR"/>
+        </w:rPr>
+        <w:t>Ap 21–22</w:t>
+      </w:r>
       <w:r>
         <w:rPr>
           <w:lang w:val="fr_FR" w:bidi="fr_FR"/>
